--- a/Desktop/att/ReengenhariaAtividade7.docx
+++ b/Desktop/att/ReengenhariaAtividade7.docx
@@ -19,7 +19,7 @@
         <w:jc w:val="center"/>
       </w:pPr>
       <w:r>
-        <w:t>Integrantes: Gabriel Galhardone Felipe, João Paulo Candido, Miguel Costacurta | Data: 26/03/2026</w:t>
+        <w:t xml:space="preserve">Integrantes: Gabriel Galhardone Felipe, João Paulo Candido, Miguel Costacurta </w:t>
       </w:r>
     </w:p>
     <w:tbl>
@@ -49,7 +49,7 @@
           <w:tcPr>
             <w:tcW w:w="10029" w:type="dxa"/>
             <w:shd w:val="solid" w:color="EEF3F8" tmshd="1677721856, 0, 16315374"/>
-            <w:tmTcPr id="1774528714" protected="0"/>
+            <w:tmTcPr id="1774530506" protected="0"/>
           </w:tcPr>
           <w:p>
             <w:pPr>
@@ -184,7 +184,7 @@
                       <a:picLocks noChangeAspect="1"/>
                       <a:extLst>
                         <a:ext uri="sm">
-                          <sm:smNativeData xmlns:sm="sm" val="SMDATA_16_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"/>
+                          <sm:smNativeData xmlns:sm="sm" val="SMDATA_16_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"/>
                         </a:ext>
                       </a:extLst>
                     </pic:cNvPicPr>
@@ -242,6 +242,16 @@
         </w:rPr>
         <w:t>Checkstyle</w:t>
       </w:r>
+      <w:r>
+        <w:rPr>
+          <w:rFonts w:cs="Cambria"/>
+          <w:b w:val="0"/>
+          <w:bCs w:val="0"/>
+          <w:color w:val="232323"/>
+          <w:sz w:val="21"/>
+          <w:szCs w:val="22"/>
+        </w:rPr>
+      </w:r>
     </w:p>
     <w:p>
       <w:pPr>
@@ -283,7 +293,7 @@
                       <a:picLocks noChangeAspect="1"/>
                       <a:extLst>
                         <a:ext uri="sm">
-                          <sm:smNativeData xmlns:sm="sm" val="SMDATA_16_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"/>
+                          <sm:smNativeData xmlns:sm="sm" val="SMDATA_16_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"/>
                         </a:ext>
                       </a:extLst>
                     </pic:cNvPicPr>
@@ -347,6 +357,7 @@
           <w:bCs/>
         </w:rPr>
       </w:pPr>
+      <w:r/>
       <w:r>
         <w:rPr>
           <w:noProof/>
@@ -368,7 +379,7 @@
                       <a:picLocks noChangeAspect="1"/>
                       <a:extLst>
                         <a:ext uri="sm">
-                          <sm:smNativeData xmlns:sm="sm" val="SMDATA_16_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"/>
+                          <sm:smNativeData xmlns:sm="sm" val="SMDATA_16_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"/>
                         </a:ext>
                       </a:extLst>
                     </pic:cNvPicPr>
@@ -398,21 +409,12 @@
           </wp:inline>
         </w:drawing>
       </w:r>
+      <w:r/>
       <w:r>
         <w:rPr>
           <w:b/>
           <w:bCs/>
         </w:rPr>
-      </w:r>
-    </w:p>
-    <w:p>
-      <w:pPr>
-        <w:pStyle w:val="para37"/>
-        <w:spacing w:after="80"/>
-        <w:jc w:val="center"/>
-      </w:pPr>
-      <w:r>
-        <w:t>Fi</w:t>
       </w:r>
     </w:p>
     <w:p>
@@ -1679,6 +1681,8 @@
     </w:pPr>
     <w:rPr>
       <w:rFonts w:ascii="Courier" w:hAnsi="Courier" w:eastAsia="Cambria" w:cs="Cambria"/>
+      <w:sz w:val="22"/>
+      <w:szCs w:val="22"/>
       <w:lang w:val="en-us" w:eastAsia="en-us" w:bidi="ar-sa"/>
     </w:rPr>
   </w:style>
@@ -2034,6 +2038,8 @@
       <w:spacing w:after="0" w:line="240" w:lineRule="auto"/>
     </w:pPr>
     <w:tblPr>
+      <w:tblStyleRowBandSize w:val="1"/>
+      <w:tblStyleColBandSize w:val="1"/>
       <w:tblBorders>
         <w:top w:val="single" w:sz="4" w:space="0" w:color="000000" tmln="10, 0, 0, 0, 0"/>
         <w:left w:val="single" w:sz="4" w:space="0" w:color="000000" tmln="10, 0, 0, 0, 0"/>
@@ -10829,6 +10835,8 @@
     </w:pPr>
     <w:rPr>
       <w:rFonts w:ascii="Courier" w:hAnsi="Courier" w:eastAsia="Cambria" w:cs="Cambria"/>
+      <w:sz w:val="22"/>
+      <w:szCs w:val="22"/>
       <w:lang w:val="en-us" w:eastAsia="en-us" w:bidi="ar-sa"/>
     </w:rPr>
   </w:style>
@@ -11184,6 +11192,8 @@
       <w:spacing w:after="0" w:line="240" w:lineRule="auto"/>
     </w:pPr>
     <w:tblPr>
+      <w:tblStyleRowBandSize w:val="1"/>
+      <w:tblStyleColBandSize w:val="1"/>
       <w:tblBorders>
         <w:top w:val="single" w:sz="4" w:space="0" w:color="000000" tmln="10, 0, 0, 0, 0"/>
         <w:left w:val="single" w:sz="4" w:space="0" w:color="000000" tmln="10, 0, 0, 0, 0"/>
